--- a/hin/docx/004.content.docx
+++ b/hin/docx/004.content.docx
@@ -381,18 +381,12 @@
           <w:lang w:val="hi_IN" w:bidi="hi_IN"/>
         </w:rPr>
       </w:r>
-      <w:hyperlink r:id="rId13">
-        <w:r>
-          <w:rPr>
-            <w:lang w:val="hi_IN" w:bidi="hi_IN"/>
-          </w:rPr>
-          <w:rPr>
-            <w:color w:val="0000EE"/>
-            <w:u w:val="single"/>
-          </w:rPr>
-          <w:t>1 राजा 16:31–33</w:t>
-        </w:r>
-      </w:hyperlink>
+      <w:r>
+        <w:rPr>
+          <w:lang w:val="hi_IN" w:bidi="hi_IN"/>
+        </w:rPr>
+        <w:t>1 राजा 16:31–33</w:t>
+      </w:r>
     </w:p>
     <w:p>
       <w:pPr>
@@ -405,18 +399,12 @@
           <w:lang w:val="hi_IN" w:bidi="hi_IN"/>
         </w:rPr>
       </w:r>
-      <w:hyperlink r:id="rId13">
-        <w:r>
-          <w:rPr>
-            <w:lang w:val="hi_IN" w:bidi="hi_IN"/>
-          </w:rPr>
-          <w:rPr>
-            <w:color w:val="0000EE"/>
-            <w:u w:val="single"/>
-          </w:rPr>
-          <w:t>1 राजा 19:1–3</w:t>
-        </w:r>
-      </w:hyperlink>
+      <w:r>
+        <w:rPr>
+          <w:lang w:val="hi_IN" w:bidi="hi_IN"/>
+        </w:rPr>
+        <w:t>1 राजा 19:1–3</w:t>
+      </w:r>
     </w:p>
     <w:p>
       <w:pPr>
@@ -429,18 +417,12 @@
           <w:lang w:val="hi_IN" w:bidi="hi_IN"/>
         </w:rPr>
       </w:r>
-      <w:hyperlink r:id="rId14">
-        <w:r>
-          <w:rPr>
-            <w:lang w:val="hi_IN" w:bidi="hi_IN"/>
-          </w:rPr>
-          <w:rPr>
-            <w:color w:val="0000EE"/>
-            <w:u w:val="single"/>
-          </w:rPr>
-          <w:t>2 राजा 09:7–8</w:t>
-        </w:r>
-      </w:hyperlink>
+      <w:r>
+        <w:rPr>
+          <w:lang w:val="hi_IN" w:bidi="hi_IN"/>
+        </w:rPr>
+        <w:t>2 राजा 09:7–8</w:t>
+      </w:r>
     </w:p>
     <w:p>
       <w:pPr>
@@ -453,18 +435,12 @@
           <w:lang w:val="hi_IN" w:bidi="hi_IN"/>
         </w:rPr>
       </w:r>
-      <w:hyperlink r:id="rId14">
-        <w:r>
-          <w:rPr>
-            <w:lang w:val="hi_IN" w:bidi="hi_IN"/>
-          </w:rPr>
-          <w:rPr>
-            <w:color w:val="0000EE"/>
-            <w:u w:val="single"/>
-          </w:rPr>
-          <w:t>2 राजा 09:30–32</w:t>
-        </w:r>
-      </w:hyperlink>
+      <w:r>
+        <w:rPr>
+          <w:lang w:val="hi_IN" w:bidi="hi_IN"/>
+        </w:rPr>
+        <w:t>2 राजा 09:30–32</w:t>
+      </w:r>
     </w:p>
     <w:p>
       <w:pPr>
@@ -477,18 +453,12 @@
           <w:lang w:val="hi_IN" w:bidi="hi_IN"/>
         </w:rPr>
       </w:r>
-      <w:hyperlink r:id="rId15">
-        <w:r>
-          <w:rPr>
-            <w:lang w:val="hi_IN" w:bidi="hi_IN"/>
-          </w:rPr>
-          <w:rPr>
-            <w:color w:val="0000EE"/>
-            <w:u w:val="single"/>
-          </w:rPr>
-          <w:t>प्रकाशितवाक्य 02:20–21</w:t>
-        </w:r>
-      </w:hyperlink>
+      <w:r>
+        <w:rPr>
+          <w:lang w:val="hi_IN" w:bidi="hi_IN"/>
+        </w:rPr>
+        <w:t>प्रकाशितवाक्य 02:20–21</w:t>
+      </w:r>
     </w:p>
     <w:p>
       <w:pPr>
@@ -781,18 +751,12 @@
           <w:lang w:val="hi_IN" w:bidi="hi_IN"/>
         </w:rPr>
       </w:r>
-      <w:hyperlink r:id="rId16">
-        <w:r>
-          <w:rPr>
-            <w:lang w:val="hi_IN" w:bidi="hi_IN"/>
-          </w:rPr>
-          <w:rPr>
-            <w:color w:val="0000EE"/>
-            <w:u w:val="single"/>
-          </w:rPr>
-          <w:t>2 कुरिन्थियों 12:20</w:t>
-        </w:r>
-      </w:hyperlink>
+      <w:r>
+        <w:rPr>
+          <w:lang w:val="hi_IN" w:bidi="hi_IN"/>
+        </w:rPr>
+        <w:t>2 कुरिन्थियों 12:20</w:t>
+      </w:r>
     </w:p>
     <w:p>
       <w:pPr>
@@ -805,18 +769,12 @@
           <w:lang w:val="hi_IN" w:bidi="hi_IN"/>
         </w:rPr>
       </w:r>
-      <w:hyperlink r:id="rId17">
-        <w:r>
-          <w:rPr>
-            <w:lang w:val="hi_IN" w:bidi="hi_IN"/>
-          </w:rPr>
-          <w:rPr>
-            <w:color w:val="0000EE"/>
-            <w:u w:val="single"/>
-          </w:rPr>
-          <w:t>व्यवस्थाविवरण 5:9</w:t>
-        </w:r>
-      </w:hyperlink>
+      <w:r>
+        <w:rPr>
+          <w:lang w:val="hi_IN" w:bidi="hi_IN"/>
+        </w:rPr>
+        <w:t>व्यवस्थाविवरण 5:9</w:t>
+      </w:r>
     </w:p>
     <w:p>
       <w:pPr>
@@ -829,18 +787,12 @@
           <w:lang w:val="hi_IN" w:bidi="hi_IN"/>
         </w:rPr>
       </w:r>
-      <w:hyperlink r:id="rId18">
-        <w:r>
-          <w:rPr>
-            <w:lang w:val="hi_IN" w:bidi="hi_IN"/>
-          </w:rPr>
-          <w:rPr>
-            <w:color w:val="0000EE"/>
-            <w:u w:val="single"/>
-          </w:rPr>
-          <w:t>निर्गमन 20:5</w:t>
-        </w:r>
-      </w:hyperlink>
+      <w:r>
+        <w:rPr>
+          <w:lang w:val="hi_IN" w:bidi="hi_IN"/>
+        </w:rPr>
+        <w:t>निर्गमन 20:5</w:t>
+      </w:r>
     </w:p>
     <w:p>
       <w:pPr>
@@ -853,18 +805,12 @@
           <w:lang w:val="hi_IN" w:bidi="hi_IN"/>
         </w:rPr>
       </w:r>
-      <w:hyperlink r:id="rId19">
-        <w:r>
-          <w:rPr>
-            <w:lang w:val="hi_IN" w:bidi="hi_IN"/>
-          </w:rPr>
-          <w:rPr>
-            <w:color w:val="0000EE"/>
-            <w:u w:val="single"/>
-          </w:rPr>
-          <w:t>यहेजकेल 36:5</w:t>
-        </w:r>
-      </w:hyperlink>
+      <w:r>
+        <w:rPr>
+          <w:lang w:val="hi_IN" w:bidi="hi_IN"/>
+        </w:rPr>
+        <w:t>यहेजकेल 36:5</w:t>
+      </w:r>
     </w:p>
     <w:p>
       <w:pPr>
@@ -877,18 +823,12 @@
           <w:lang w:val="hi_IN" w:bidi="hi_IN"/>
         </w:rPr>
       </w:r>
-      <w:hyperlink r:id="rId20">
-        <w:r>
-          <w:rPr>
-            <w:lang w:val="hi_IN" w:bidi="hi_IN"/>
-          </w:rPr>
-          <w:rPr>
-            <w:color w:val="0000EE"/>
-            <w:u w:val="single"/>
-          </w:rPr>
-          <w:t>यहोशू 24:19</w:t>
-        </w:r>
-      </w:hyperlink>
+      <w:r>
+        <w:rPr>
+          <w:lang w:val="hi_IN" w:bidi="hi_IN"/>
+        </w:rPr>
+        <w:t>यहोशू 24:19</w:t>
+      </w:r>
     </w:p>
     <w:p>
       <w:pPr>
@@ -901,18 +841,12 @@
           <w:lang w:val="hi_IN" w:bidi="hi_IN"/>
         </w:rPr>
       </w:r>
-      <w:hyperlink r:id="rId21">
-        <w:r>
-          <w:rPr>
-            <w:lang w:val="hi_IN" w:bidi="hi_IN"/>
-          </w:rPr>
-          <w:rPr>
-            <w:color w:val="0000EE"/>
-            <w:u w:val="single"/>
-          </w:rPr>
-          <w:t>नहूम 01:2–3</w:t>
-        </w:r>
-      </w:hyperlink>
+      <w:r>
+        <w:rPr>
+          <w:lang w:val="hi_IN" w:bidi="hi_IN"/>
+        </w:rPr>
+        <w:t>नहूम 01:2–3</w:t>
+      </w:r>
     </w:p>
     <w:p>
       <w:pPr>
@@ -925,18 +859,12 @@
           <w:lang w:val="hi_IN" w:bidi="hi_IN"/>
         </w:rPr>
       </w:r>
-      <w:hyperlink r:id="rId22">
-        <w:r>
-          <w:rPr>
-            <w:lang w:val="hi_IN" w:bidi="hi_IN"/>
-          </w:rPr>
-          <w:rPr>
-            <w:color w:val="0000EE"/>
-            <w:u w:val="single"/>
-          </w:rPr>
-          <w:t>रोमियो 13:13</w:t>
-        </w:r>
-      </w:hyperlink>
+      <w:r>
+        <w:rPr>
+          <w:lang w:val="hi_IN" w:bidi="hi_IN"/>
+        </w:rPr>
+        <w:t>रोमियो 13:13</w:t>
+      </w:r>
     </w:p>
     <w:p>
       <w:pPr>
@@ -1253,18 +1181,12 @@
           <w:lang w:val="hi_IN" w:bidi="hi_IN"/>
         </w:rPr>
       </w:r>
-      <w:hyperlink r:id="rId16">
-        <w:r>
-          <w:rPr>
-            <w:lang w:val="hi_IN" w:bidi="hi_IN"/>
-          </w:rPr>
-          <w:rPr>
-            <w:color w:val="0000EE"/>
-            <w:u w:val="single"/>
-          </w:rPr>
-          <w:t>2 कुरिन्थियों 10:3–4</w:t>
-        </w:r>
-      </w:hyperlink>
+      <w:r>
+        <w:rPr>
+          <w:lang w:val="hi_IN" w:bidi="hi_IN"/>
+        </w:rPr>
+        <w:t>2 कुरिन्थियों 10:3–4</w:t>
+      </w:r>
     </w:p>
     <w:p>
       <w:pPr>
@@ -1277,18 +1199,12 @@
           <w:lang w:val="hi_IN" w:bidi="hi_IN"/>
         </w:rPr>
       </w:r>
-      <w:hyperlink r:id="rId23">
-        <w:r>
-          <w:rPr>
-            <w:lang w:val="hi_IN" w:bidi="hi_IN"/>
-          </w:rPr>
-          <w:rPr>
-            <w:color w:val="0000EE"/>
-            <w:u w:val="single"/>
-          </w:rPr>
-          <w:t>2 पतरस 1:4</w:t>
-        </w:r>
-      </w:hyperlink>
+      <w:r>
+        <w:rPr>
+          <w:lang w:val="hi_IN" w:bidi="hi_IN"/>
+        </w:rPr>
+        <w:t>2 पतरस 1:4</w:t>
+      </w:r>
     </w:p>
     <w:p>
       <w:pPr>
@@ -1301,18 +1217,12 @@
           <w:lang w:val="hi_IN" w:bidi="hi_IN"/>
         </w:rPr>
       </w:r>
-      <w:hyperlink r:id="rId24">
-        <w:r>
-          <w:rPr>
-            <w:lang w:val="hi_IN" w:bidi="hi_IN"/>
-          </w:rPr>
-          <w:rPr>
-            <w:color w:val="0000EE"/>
-            <w:u w:val="single"/>
-          </w:rPr>
-          <w:t>रोमियो 1:20</w:t>
-        </w:r>
-      </w:hyperlink>
+      <w:r>
+        <w:rPr>
+          <w:lang w:val="hi_IN" w:bidi="hi_IN"/>
+        </w:rPr>
+        <w:t>रोमियो 1:20</w:t>
+      </w:r>
     </w:p>
     <w:p>
       <w:pPr>

--- a/hin/docx/004.content.docx
+++ b/hin/docx/004.content.docx
@@ -344,19 +344,7 @@
         <w:rPr>
           <w:lang w:val="hi_IN" w:bidi="hi_IN"/>
         </w:rPr>
-        <w:t xml:space="preserve">, </w:t>
-      </w:r>
-      <w:r>
-        <w:rPr>
-          <w:lang w:val="hi_IN" w:bidi="hi_IN"/>
-        </w:rPr>
-        <w:t>मूरत</w:t>
-      </w:r>
-      <w:r>
-        <w:rPr>
-          <w:lang w:val="hi_IN" w:bidi="hi_IN"/>
-        </w:rPr>
-        <w:t>)</w:t>
+        <w:t>, मूरत)</w:t>
       </w:r>
     </w:p>
     <w:p>
@@ -1144,19 +1132,7 @@
         <w:rPr>
           <w:lang w:val="hi_IN" w:bidi="hi_IN"/>
         </w:rPr>
-        <w:t xml:space="preserve">, </w:t>
-      </w:r>
-      <w:r>
-        <w:rPr>
-          <w:lang w:val="hi_IN" w:bidi="hi_IN"/>
-        </w:rPr>
-        <w:t>सामर्थ्य</w:t>
-      </w:r>
-      <w:r>
-        <w:rPr>
-          <w:lang w:val="hi_IN" w:bidi="hi_IN"/>
-        </w:rPr>
-        <w:t>)</w:t>
+        <w:t>, सामर्थ्य)</w:t>
       </w:r>
     </w:p>
     <w:p>
